--- a/Обращения/Указ № 81 — жалоба в Верховный суд/02. Порядок подачи и проверка.docx
+++ b/Обращения/Указ № 81 — жалоба в Верховный суд/02. Порядок подачи и проверка.docx
@@ -276,7 +276,27 @@
           <w:i w:val="0"/>
           <w:sz w:val="24"/>
         </w:rPr>
-        <w:t xml:space="preserve"> Название: «Жалоба на несоответствие Указа Губернатора штата Сан-Андреас № 81 от 30.10.2026 Конституции штата Сан-Андреас № ___». Номер — следующий за последним в разделе.</w:t>
+        <w:t xml:space="preserve"> Название — строго по форме, одной строкой:</w:t>
+      </w:r>
+    </w:p>
+    <w:p>
+      <w:pPr>
+        <w:keepNext w:val="0"/>
+        <w:spacing w:before="0" w:after="80" w:line="276" w:lineRule="auto"/>
+        <w:ind w:firstLine="0" w:left="567"/>
+        <w:jc w:val="both"/>
+        <w:pBdr>
+          <w:left w:val="single" w:sz="12" w:space="6" w:color="999999"/>
+        </w:pBdr>
+      </w:pPr>
+      <w:r>
+        <w:rPr>
+          <w:rFonts w:ascii="Times New Roman" w:hAnsi="Times New Roman" w:eastAsia="Times New Roman"/>
+          <w:b w:val="0"/>
+          <w:i w:val="0"/>
+          <w:sz w:val="24"/>
+        </w:rPr>
+        <w:t>Жалоба на несоответствие Указа Губернатора штата Сан-Андреас № 81 «Об отклонении закона (вето)» от 30.10.2026 Конституции штата Сан-Андреас № 91</w:t>
       </w:r>
     </w:p>
     <w:p>
@@ -293,7 +313,7 @@
           <w:i w:val="0"/>
           <w:sz w:val="24"/>
         </w:rPr>
-        <w:t>Шаг 3. Вставить текст из файла 01</w:t>
+        <w:t>Шаг 3. Вставить текст из файла 01.</w:t>
       </w:r>
       <w:r>
         <w:rPr>
@@ -302,7 +322,7 @@
           <w:i w:val="0"/>
           <w:sz w:val="24"/>
         </w:rPr>
-        <w:t xml:space="preserve"> (DOCX или markdown — как удобнее порталу) и подставить номер в заголовок «Жалоба на неконституционность № ___».</w:t>
+        <w:t xml:space="preserve"> Номер в заголовке «Жалоба на неконституционность № 91» уже проставлен. Если в разделе к моменту подачи появится тема с номером 92 — заменить 91 на следующий свободный по всему тексту (заголовок темы и заголовок документа).</w:t>
       </w:r>
     </w:p>
     <w:p>
@@ -1962,6 +1982,428 @@
         <w:t>Единственное содержательное изменение, попавшее в проверку: в Процессуальном кодексе от 31.10.2026 переписаны статья 16 и пункт «ж» части 1 статьи 18 — пункт «ж» теперь прямо называет Intelligence Branch (IB) Федерального Расследовательского Бюро. Пункта «м» в статье 18 по-прежнему нет, поэтому доводы жалобы не затронуты, а формулировка «так же, как для сотрудника IB по пункту «ж»» стала точнее.</w:t>
       </w:r>
     </w:p>
+    <w:p>
+      <w:pPr>
+        <w:keepNext/>
+        <w:spacing w:before="200" w:after="120" w:line="276" w:lineRule="auto"/>
+        <w:ind w:firstLine="0" w:left="0"/>
+        <w:jc w:val="left"/>
+      </w:pPr>
+      <w:r>
+        <w:rPr>
+          <w:rFonts w:ascii="Times New Roman" w:hAnsi="Times New Roman" w:eastAsia="Times New Roman"/>
+          <w:b/>
+          <w:i w:val="0"/>
+          <w:sz w:val="26"/>
+        </w:rPr>
+        <w:t>9. Название темы: почему именно так</w:t>
+      </w:r>
+    </w:p>
+    <w:p>
+      <w:pPr>
+        <w:keepNext w:val="0"/>
+        <w:spacing w:before="0" w:after="120" w:line="276" w:lineRule="auto"/>
+        <w:ind w:firstLine="709" w:left="0"/>
+        <w:jc w:val="both"/>
+      </w:pPr>
+      <w:r>
+        <w:rPr>
+          <w:rFonts w:ascii="Times New Roman" w:hAnsi="Times New Roman" w:eastAsia="Times New Roman"/>
+          <w:b w:val="0"/>
+          <w:i w:val="0"/>
+          <w:sz w:val="24"/>
+        </w:rPr>
+        <w:t>Название задаёт не практика раздела, а форма подачи. В «Форме подачи жалобы в Верховный суд штата Сан-Андреас» (Приказ Председателя Верховного Суда от 05.08.2026 № 08) прямо указано:</w:t>
+      </w:r>
+    </w:p>
+    <w:p>
+      <w:pPr>
+        <w:keepNext w:val="0"/>
+        <w:spacing w:before="0" w:after="80" w:line="276" w:lineRule="auto"/>
+        <w:ind w:firstLine="0" w:left="567"/>
+        <w:jc w:val="both"/>
+        <w:pBdr>
+          <w:left w:val="single" w:sz="12" w:space="6" w:color="999999"/>
+        </w:pBdr>
+      </w:pPr>
+      <w:r>
+        <w:rPr>
+          <w:rFonts w:ascii="Times New Roman" w:hAnsi="Times New Roman" w:eastAsia="Times New Roman"/>
+          <w:b w:val="0"/>
+          <w:i w:val="0"/>
+          <w:sz w:val="24"/>
+        </w:rPr>
+        <w:t>(НАЗВАНИЕ ТЕМЫ: Жалоба на несоответствие ___ Конституции штата Сан-Андреас/другому вышестоящему акту № ХХХ)</w:t>
+      </w:r>
+    </w:p>
+    <w:p>
+      <w:pPr>
+        <w:keepNext w:val="0"/>
+        <w:spacing w:before="0" w:after="120" w:line="276" w:lineRule="auto"/>
+        <w:ind w:firstLine="709" w:left="0"/>
+        <w:jc w:val="both"/>
+      </w:pPr>
+      <w:r>
+        <w:rPr>
+          <w:rFonts w:ascii="Times New Roman" w:hAnsi="Times New Roman" w:eastAsia="Times New Roman"/>
+          <w:b w:val="0"/>
+          <w:i w:val="0"/>
+          <w:sz w:val="24"/>
+        </w:rPr>
+        <w:t>В прочерк подставляется оспариваемый акт, в номер — порядковый номер жалобы по разделу. Отсюда:</w:t>
+      </w:r>
+    </w:p>
+    <w:tbl>
+      <w:tblPr>
+        <w:tblStyle w:val="TableGrid"/>
+        <w:tblW w:type="auto" w:w="0"/>
+        <w:jc w:val="center"/>
+        <w:tblLook w:firstColumn="1" w:firstRow="1" w:lastColumn="0" w:lastRow="0" w:noHBand="0" w:noVBand="1" w:val="04A0"/>
+      </w:tblPr>
+      <w:tblGrid>
+        <w:gridCol w:w="4677"/>
+        <w:gridCol w:w="4677"/>
+      </w:tblGrid>
+      <w:tr>
+        <w:tc>
+          <w:tcPr>
+            <w:tcW w:type="dxa" w:w="4677"/>
+            <w:shd w:val="clear" w:color="auto" w:fill="EDEDED"/>
+            <w:tcBorders>
+              <w:top w:val="single" w:sz="4" w:space="0" w:color="808080"/>
+              <w:left w:val="single" w:sz="4" w:space="0" w:color="808080"/>
+              <w:bottom w:val="single" w:sz="4" w:space="0" w:color="808080"/>
+              <w:right w:val="single" w:sz="4" w:space="0" w:color="808080"/>
+            </w:tcBorders>
+          </w:tcPr>
+          <w:p>
+            <w:pPr>
+              <w:spacing w:after="40"/>
+              <w:jc w:val="center"/>
+            </w:pPr>
+            <w:r/>
+            <w:r>
+              <w:rPr>
+                <w:rFonts w:ascii="Times New Roman" w:hAnsi="Times New Roman" w:eastAsia="Times New Roman"/>
+                <w:b/>
+                <w:i w:val="0"/>
+                <w:sz w:val="21"/>
+              </w:rPr>
+              <w:t>Часть названия</w:t>
+            </w:r>
+          </w:p>
+        </w:tc>
+        <w:tc>
+          <w:tcPr>
+            <w:tcW w:type="dxa" w:w="4677"/>
+            <w:shd w:val="clear" w:color="auto" w:fill="EDEDED"/>
+            <w:tcBorders>
+              <w:top w:val="single" w:sz="4" w:space="0" w:color="808080"/>
+              <w:left w:val="single" w:sz="4" w:space="0" w:color="808080"/>
+              <w:bottom w:val="single" w:sz="4" w:space="0" w:color="808080"/>
+              <w:right w:val="single" w:sz="4" w:space="0" w:color="808080"/>
+            </w:tcBorders>
+          </w:tcPr>
+          <w:p>
+            <w:pPr>
+              <w:spacing w:after="40"/>
+              <w:jc w:val="center"/>
+            </w:pPr>
+            <w:r/>
+            <w:r>
+              <w:rPr>
+                <w:rFonts w:ascii="Times New Roman" w:hAnsi="Times New Roman" w:eastAsia="Times New Roman"/>
+                <w:b/>
+                <w:i w:val="0"/>
+                <w:sz w:val="21"/>
+              </w:rPr>
+              <w:t>Что подставляется</w:t>
+            </w:r>
+          </w:p>
+        </w:tc>
+      </w:tr>
+      <w:tr>
+        <w:tc>
+          <w:tcPr>
+            <w:tcW w:type="dxa" w:w="4677"/>
+            <w:tcBorders>
+              <w:top w:val="single" w:sz="4" w:space="0" w:color="808080"/>
+              <w:left w:val="single" w:sz="4" w:space="0" w:color="808080"/>
+              <w:bottom w:val="single" w:sz="4" w:space="0" w:color="808080"/>
+              <w:right w:val="single" w:sz="4" w:space="0" w:color="808080"/>
+            </w:tcBorders>
+          </w:tcPr>
+          <w:p>
+            <w:pPr>
+              <w:spacing w:after="40"/>
+              <w:jc w:val="left"/>
+            </w:pPr>
+            <w:r/>
+            <w:r>
+              <w:rPr>
+                <w:rFonts w:ascii="Times New Roman" w:hAnsi="Times New Roman" w:eastAsia="Times New Roman"/>
+                <w:b w:val="0"/>
+                <w:i w:val="0"/>
+                <w:sz w:val="21"/>
+              </w:rPr>
+              <w:t>Жалоба на несоответствие</w:t>
+            </w:r>
+          </w:p>
+        </w:tc>
+        <w:tc>
+          <w:tcPr>
+            <w:tcW w:type="dxa" w:w="4677"/>
+            <w:tcBorders>
+              <w:top w:val="single" w:sz="4" w:space="0" w:color="808080"/>
+              <w:left w:val="single" w:sz="4" w:space="0" w:color="808080"/>
+              <w:bottom w:val="single" w:sz="4" w:space="0" w:color="808080"/>
+              <w:right w:val="single" w:sz="4" w:space="0" w:color="808080"/>
+            </w:tcBorders>
+          </w:tcPr>
+          <w:p>
+            <w:pPr>
+              <w:spacing w:after="40"/>
+              <w:jc w:val="left"/>
+            </w:pPr>
+            <w:r/>
+            <w:r>
+              <w:rPr>
+                <w:rFonts w:ascii="Times New Roman" w:hAnsi="Times New Roman" w:eastAsia="Times New Roman"/>
+                <w:b w:val="0"/>
+                <w:i w:val="0"/>
+                <w:sz w:val="21"/>
+              </w:rPr>
+              <w:t>неизменно</w:t>
+            </w:r>
+          </w:p>
+        </w:tc>
+      </w:tr>
+      <w:tr>
+        <w:tc>
+          <w:tcPr>
+            <w:tcW w:type="dxa" w:w="4677"/>
+            <w:tcBorders>
+              <w:top w:val="single" w:sz="4" w:space="0" w:color="808080"/>
+              <w:left w:val="single" w:sz="4" w:space="0" w:color="808080"/>
+              <w:bottom w:val="single" w:sz="4" w:space="0" w:color="808080"/>
+              <w:right w:val="single" w:sz="4" w:space="0" w:color="808080"/>
+            </w:tcBorders>
+          </w:tcPr>
+          <w:p>
+            <w:pPr>
+              <w:spacing w:after="40"/>
+              <w:jc w:val="left"/>
+            </w:pPr>
+            <w:r/>
+            <w:r>
+              <w:rPr>
+                <w:rFonts w:ascii="Times New Roman" w:hAnsi="Times New Roman" w:eastAsia="Times New Roman"/>
+                <w:b w:val="0"/>
+                <w:i w:val="0"/>
+                <w:sz w:val="21"/>
+              </w:rPr>
+              <w:t>___</w:t>
+            </w:r>
+          </w:p>
+        </w:tc>
+        <w:tc>
+          <w:tcPr>
+            <w:tcW w:type="dxa" w:w="4677"/>
+            <w:tcBorders>
+              <w:top w:val="single" w:sz="4" w:space="0" w:color="808080"/>
+              <w:left w:val="single" w:sz="4" w:space="0" w:color="808080"/>
+              <w:bottom w:val="single" w:sz="4" w:space="0" w:color="808080"/>
+              <w:right w:val="single" w:sz="4" w:space="0" w:color="808080"/>
+            </w:tcBorders>
+          </w:tcPr>
+          <w:p>
+            <w:pPr>
+              <w:spacing w:after="40"/>
+              <w:jc w:val="left"/>
+            </w:pPr>
+            <w:r/>
+            <w:r>
+              <w:rPr>
+                <w:rFonts w:ascii="Times New Roman" w:hAnsi="Times New Roman" w:eastAsia="Times New Roman"/>
+                <w:b w:val="0"/>
+                <w:i w:val="0"/>
+                <w:sz w:val="21"/>
+              </w:rPr>
+              <w:t>Указа Губернатора штата Сан-Андреас № 81 «Об отклонении закона (вето)» от 30.10.2026</w:t>
+            </w:r>
+          </w:p>
+        </w:tc>
+      </w:tr>
+      <w:tr>
+        <w:tc>
+          <w:tcPr>
+            <w:tcW w:type="dxa" w:w="4677"/>
+            <w:tcBorders>
+              <w:top w:val="single" w:sz="4" w:space="0" w:color="808080"/>
+              <w:left w:val="single" w:sz="4" w:space="0" w:color="808080"/>
+              <w:bottom w:val="single" w:sz="4" w:space="0" w:color="808080"/>
+              <w:right w:val="single" w:sz="4" w:space="0" w:color="808080"/>
+            </w:tcBorders>
+          </w:tcPr>
+          <w:p>
+            <w:pPr>
+              <w:spacing w:after="40"/>
+              <w:jc w:val="left"/>
+            </w:pPr>
+            <w:r/>
+            <w:r>
+              <w:rPr>
+                <w:rFonts w:ascii="Times New Roman" w:hAnsi="Times New Roman" w:eastAsia="Times New Roman"/>
+                <w:b w:val="0"/>
+                <w:i w:val="0"/>
+                <w:sz w:val="21"/>
+              </w:rPr>
+              <w:t>Конституции штата Сан-Андреас</w:t>
+            </w:r>
+          </w:p>
+        </w:tc>
+        <w:tc>
+          <w:tcPr>
+            <w:tcW w:type="dxa" w:w="4677"/>
+            <w:tcBorders>
+              <w:top w:val="single" w:sz="4" w:space="0" w:color="808080"/>
+              <w:left w:val="single" w:sz="4" w:space="0" w:color="808080"/>
+              <w:bottom w:val="single" w:sz="4" w:space="0" w:color="808080"/>
+              <w:right w:val="single" w:sz="4" w:space="0" w:color="808080"/>
+            </w:tcBorders>
+          </w:tcPr>
+          <w:p>
+            <w:pPr>
+              <w:spacing w:after="40"/>
+              <w:jc w:val="left"/>
+            </w:pPr>
+            <w:r/>
+            <w:r>
+              <w:rPr>
+                <w:rFonts w:ascii="Times New Roman" w:hAnsi="Times New Roman" w:eastAsia="Times New Roman"/>
+                <w:b w:val="0"/>
+                <w:i w:val="0"/>
+                <w:sz w:val="21"/>
+              </w:rPr>
+              <w:t>предмет проверки</w:t>
+            </w:r>
+          </w:p>
+        </w:tc>
+      </w:tr>
+      <w:tr>
+        <w:tc>
+          <w:tcPr>
+            <w:tcW w:type="dxa" w:w="4677"/>
+            <w:tcBorders>
+              <w:top w:val="single" w:sz="4" w:space="0" w:color="808080"/>
+              <w:left w:val="single" w:sz="4" w:space="0" w:color="808080"/>
+              <w:bottom w:val="single" w:sz="4" w:space="0" w:color="808080"/>
+              <w:right w:val="single" w:sz="4" w:space="0" w:color="808080"/>
+            </w:tcBorders>
+          </w:tcPr>
+          <w:p>
+            <w:pPr>
+              <w:spacing w:after="40"/>
+              <w:jc w:val="left"/>
+            </w:pPr>
+            <w:r/>
+            <w:r>
+              <w:rPr>
+                <w:rFonts w:ascii="Times New Roman" w:hAnsi="Times New Roman" w:eastAsia="Times New Roman"/>
+                <w:b w:val="0"/>
+                <w:i w:val="0"/>
+                <w:sz w:val="21"/>
+              </w:rPr>
+              <w:t>№ ХХХ</w:t>
+            </w:r>
+          </w:p>
+        </w:tc>
+        <w:tc>
+          <w:tcPr>
+            <w:tcW w:type="dxa" w:w="4677"/>
+            <w:tcBorders>
+              <w:top w:val="single" w:sz="4" w:space="0" w:color="808080"/>
+              <w:left w:val="single" w:sz="4" w:space="0" w:color="808080"/>
+              <w:bottom w:val="single" w:sz="4" w:space="0" w:color="808080"/>
+              <w:right w:val="single" w:sz="4" w:space="0" w:color="808080"/>
+            </w:tcBorders>
+          </w:tcPr>
+          <w:p>
+            <w:pPr>
+              <w:spacing w:after="40"/>
+              <w:jc w:val="left"/>
+            </w:pPr>
+            <w:r/>
+            <w:r>
+              <w:rPr>
+                <w:rFonts w:ascii="Times New Roman" w:hAnsi="Times New Roman" w:eastAsia="Times New Roman"/>
+                <w:b w:val="0"/>
+                <w:i w:val="0"/>
+                <w:sz w:val="21"/>
+              </w:rPr>
+              <w:t>91 — следующий за последней темой раздела (№ 90)</w:t>
+            </w:r>
+          </w:p>
+        </w:tc>
+      </w:tr>
+    </w:tbl>
+    <w:p>
+      <w:pPr>
+        <w:spacing w:after="40"/>
+      </w:pPr>
+    </w:p>
+    <w:p>
+      <w:pPr>
+        <w:keepNext w:val="0"/>
+        <w:spacing w:before="0" w:after="120" w:line="276" w:lineRule="auto"/>
+        <w:ind w:firstLine="709" w:left="0"/>
+        <w:jc w:val="both"/>
+      </w:pPr>
+      <w:r>
+        <w:rPr>
+          <w:rFonts w:ascii="Times New Roman" w:hAnsi="Times New Roman" w:eastAsia="Times New Roman"/>
+          <w:b/>
+          <w:i w:val="0"/>
+          <w:sz w:val="24"/>
+        </w:rPr>
+        <w:t>Почему не «Запрос о проверке конституционности № 91».</w:t>
+      </w:r>
+      <w:r>
+        <w:rPr>
+          <w:rFonts w:ascii="Times New Roman" w:hAnsi="Times New Roman" w:eastAsia="Times New Roman"/>
+          <w:b w:val="0"/>
+          <w:i w:val="0"/>
+          <w:sz w:val="24"/>
+        </w:rPr>
+        <w:t xml:space="preserve"> Запрос — не документ частного лица. Право на запрос о проверке конституционности имеют только Окружной Суд (часть 2.1 статьи 39) и Сенат (часть 2.2 статьи 39), причём оба от пошлины освобождены (части 2.1 и 2.2 статьи 60). Гражданин обращается с жалобой на неконституционность (часть 2 статьи 39). Тема, названная запросом, заявляет о заявителе статус, которого у него нет, и даёт суду готовое основание для отказа по пункту «а» части 8 статьи 39 — нарушение формы и правил подачи. Тема № 90 названа так потому, что подана субъектом запроса, а не потому, что так называется жалоба.</w:t>
+      </w:r>
+    </w:p>
+    <w:p>
+      <w:pPr>
+        <w:keepNext w:val="0"/>
+        <w:spacing w:before="0" w:after="120" w:line="276" w:lineRule="auto"/>
+        <w:ind w:firstLine="709" w:left="0"/>
+        <w:jc w:val="both"/>
+      </w:pPr>
+      <w:r>
+        <w:rPr>
+          <w:rFonts w:ascii="Times New Roman" w:hAnsi="Times New Roman" w:eastAsia="Times New Roman"/>
+          <w:b/>
+          <w:i w:val="0"/>
+          <w:sz w:val="24"/>
+        </w:rPr>
+        <w:t>Почему номер 91, а не отдельная нумерация.</w:t>
+      </w:r>
+      <w:r>
+        <w:rPr>
+          <w:rFonts w:ascii="Times New Roman" w:hAnsi="Times New Roman" w:eastAsia="Times New Roman"/>
+          <w:b w:val="0"/>
+          <w:i w:val="0"/>
+          <w:sz w:val="24"/>
+        </w:rPr>
+        <w:t xml:space="preserve"> Правила подачи исковых заявлений (статья 4) устанавливают общий принцип: номер выставляется исходя из того, какой номер был последним. Отдельного счётчика для жалоб на неконституционность правила не предусматривают, поэтому нумерация в разделе сквозная.</w:t>
+      </w:r>
+    </w:p>
     <w:sectPr>
       <w:pgSz w:w="11906" w:h="16838"/>
       <w:pgMar w:top="1134" w:right="850" w:bottom="1134" w:left="1701" w:header="720" w:footer="720" w:gutter="0"/>

--- a/Обращения/Указ № 81 — жалоба в Верховный суд/02. Порядок подачи и проверка.docx
+++ b/Обращения/Указ № 81 — жалоба в Верховный суд/02. Порядок подачи и проверка.docx
@@ -241,7 +241,7 @@
           <w:i w:val="0"/>
           <w:sz w:val="24"/>
         </w:rPr>
-        <w:t>Шаг 1. Оплатить пошлину и получить подтверждение.</w:t>
+        <w:t>Шаг 1. Проверить срок действия документа об уплате пошлины.</w:t>
       </w:r>
       <w:r>
         <w:rPr>
@@ -250,7 +250,7 @@
           <w:i w:val="0"/>
           <w:sz w:val="24"/>
         </w:rPr>
-        <w:t xml:space="preserve"> Размер устанавливает Председатель Верховного Суда (часть 8 статьи 60 Конституционного закона «О судебной системе»), общий предел — 100 000 $. Документ об оплате действует 48 часов (часть 5 статьи 60), поэтому платить нужно непосредственно перед подачей, а не заранее. Ссылку на чек вставьте в пункт 3 раздела «МАТЕРИАЛЫ».</w:t>
+        <w:t xml:space="preserve"> Ссылка уже стоит в пункте 3 раздела «МАТЕРИАЛЫ». Документ об оплате действует 48 часов (часть 5 статьи 60 Конституционного закона «О судебной системе»), поэтому перед публикацией сверьте: от момента оплаты до подачи должно пройти меньше двух суток. Если больше — потребуется новый чек, иначе суд откажет по пункту «д» части 8 статьи 39 (неуплата пошлины).</w:t>
       </w:r>
     </w:p>
     <w:p>
@@ -348,7 +348,7 @@
           <w:i w:val="0"/>
           <w:sz w:val="24"/>
         </w:rPr>
-        <w:t xml:space="preserve"> Пункты 1, 2, 4, 5 уже заполнены ссылками. Незаполненным остаётся только пункт 3 — госпошлина.</w:t>
+        <w:t xml:space="preserve"> Все пять пунктов раздела «МАТЕРИАЛЫ» заполнены: указ, паспорт, пошлина, итоги заседания Сената, текст ACT. 244. Проверьте, что ссылки открываются без авторизации.</w:t>
       </w:r>
     </w:p>
     <w:p>
@@ -682,7 +682,7 @@
                 <w:i w:val="0"/>
                 <w:sz w:val="21"/>
               </w:rPr>
-              <w:t>Размер пошлины</w:t>
+              <w:t>Срок действия чека об оплате пошлины</w:t>
             </w:r>
           </w:p>
         </w:tc>
@@ -736,7 +736,7 @@
                 <w:i w:val="0"/>
                 <w:sz w:val="21"/>
               </w:rPr>
-              <w:t>уточнить у суда или в разделе пошлин, затем вставить ссылку</w:t>
+              <w:t>48 часов с момента оплаты (часть 5 статьи 60); если истёк — заменить ссылку</w:t>
             </w:r>
           </w:p>
         </w:tc>

--- a/Обращения/Указ № 81 — жалоба в Верховный суд/02. Порядок подачи и проверка.docx
+++ b/Обращения/Указ № 81 — жалоба в Верховный суд/02. Порядок подачи и проверка.docx
@@ -2404,6 +2404,261 @@
         <w:t xml:space="preserve"> Правила подачи исковых заявлений (статья 4) устанавливают общий принцип: номер выставляется исходя из того, какой номер был последним. Отдельного счётчика для жалоб на неконституционность правила не предусматривают, поэтому нумерация в разделе сквозная.</w:t>
       </w:r>
     </w:p>
+    <w:p>
+      <w:pPr>
+        <w:keepNext/>
+        <w:spacing w:before="160" w:after="120" w:line="276" w:lineRule="auto"/>
+        <w:ind w:firstLine="0" w:left="0"/>
+        <w:jc w:val="left"/>
+      </w:pPr>
+      <w:r>
+        <w:rPr>
+          <w:rFonts w:ascii="Times New Roman" w:hAnsi="Times New Roman" w:eastAsia="Times New Roman"/>
+          <w:b/>
+          <w:i w:val="0"/>
+          <w:sz w:val="24"/>
+        </w:rPr>
+        <w:t>Резервный вариант, если название не примут</w:t>
+      </w:r>
+    </w:p>
+    <w:p>
+      <w:pPr>
+        <w:keepNext w:val="0"/>
+        <w:spacing w:before="0" w:after="120" w:line="276" w:lineRule="auto"/>
+        <w:ind w:firstLine="709" w:left="0"/>
+        <w:jc w:val="both"/>
+      </w:pPr>
+      <w:r>
+        <w:rPr>
+          <w:rFonts w:ascii="Times New Roman" w:hAnsi="Times New Roman" w:eastAsia="Times New Roman"/>
+          <w:b w:val="0"/>
+          <w:i w:val="0"/>
+          <w:sz w:val="24"/>
+        </w:rPr>
+        <w:t>Название темы — единственное, что при отказе правится за минуту и не затрагивает содержание. Если суд оставит обращение без движения или откажет по пункту «а» части 8 статьи 39 именно из-за названия, тему нужно переименовать, а текст документа не трогать.</w:t>
+      </w:r>
+    </w:p>
+    <w:p>
+      <w:pPr>
+        <w:keepNext w:val="0"/>
+        <w:spacing w:before="0" w:after="120" w:line="276" w:lineRule="auto"/>
+        <w:ind w:firstLine="709" w:left="0"/>
+        <w:jc w:val="both"/>
+      </w:pPr>
+      <w:r>
+        <w:rPr>
+          <w:rFonts w:ascii="Times New Roman" w:hAnsi="Times New Roman" w:eastAsia="Times New Roman"/>
+          <w:b w:val="0"/>
+          <w:i w:val="0"/>
+          <w:sz w:val="24"/>
+        </w:rPr>
+        <w:t>Два варианта на этот случай:</w:t>
+      </w:r>
+    </w:p>
+    <w:tbl>
+      <w:tblPr>
+        <w:tblStyle w:val="TableGrid"/>
+        <w:tblW w:type="auto" w:w="0"/>
+        <w:jc w:val="center"/>
+        <w:tblLook w:firstColumn="1" w:firstRow="1" w:lastColumn="0" w:lastRow="0" w:noHBand="0" w:noVBand="1" w:val="04A0"/>
+      </w:tblPr>
+      <w:tblGrid>
+        <w:gridCol w:w="4677"/>
+        <w:gridCol w:w="4677"/>
+      </w:tblGrid>
+      <w:tr>
+        <w:tc>
+          <w:tcPr>
+            <w:tcW w:type="dxa" w:w="4677"/>
+            <w:shd w:val="clear" w:color="auto" w:fill="EDEDED"/>
+            <w:tcBorders>
+              <w:top w:val="single" w:sz="4" w:space="0" w:color="808080"/>
+              <w:left w:val="single" w:sz="4" w:space="0" w:color="808080"/>
+              <w:bottom w:val="single" w:sz="4" w:space="0" w:color="808080"/>
+              <w:right w:val="single" w:sz="4" w:space="0" w:color="808080"/>
+            </w:tcBorders>
+          </w:tcPr>
+          <w:p>
+            <w:pPr>
+              <w:spacing w:after="40"/>
+              <w:jc w:val="center"/>
+            </w:pPr>
+            <w:r/>
+            <w:r>
+              <w:rPr>
+                <w:rFonts w:ascii="Times New Roman" w:hAnsi="Times New Roman" w:eastAsia="Times New Roman"/>
+                <w:b/>
+                <w:i w:val="0"/>
+                <w:sz w:val="21"/>
+              </w:rPr>
+              <w:t>Вариант</w:t>
+            </w:r>
+          </w:p>
+        </w:tc>
+        <w:tc>
+          <w:tcPr>
+            <w:tcW w:type="dxa" w:w="4677"/>
+            <w:shd w:val="clear" w:color="auto" w:fill="EDEDED"/>
+            <w:tcBorders>
+              <w:top w:val="single" w:sz="4" w:space="0" w:color="808080"/>
+              <w:left w:val="single" w:sz="4" w:space="0" w:color="808080"/>
+              <w:bottom w:val="single" w:sz="4" w:space="0" w:color="808080"/>
+              <w:right w:val="single" w:sz="4" w:space="0" w:color="808080"/>
+            </w:tcBorders>
+          </w:tcPr>
+          <w:p>
+            <w:pPr>
+              <w:spacing w:after="40"/>
+              <w:jc w:val="center"/>
+            </w:pPr>
+            <w:r/>
+            <w:r>
+              <w:rPr>
+                <w:rFonts w:ascii="Times New Roman" w:hAnsi="Times New Roman" w:eastAsia="Times New Roman"/>
+                <w:b/>
+                <w:i w:val="0"/>
+                <w:sz w:val="21"/>
+              </w:rPr>
+              <w:t>Название темы</w:t>
+            </w:r>
+          </w:p>
+        </w:tc>
+      </w:tr>
+      <w:tr>
+        <w:tc>
+          <w:tcPr>
+            <w:tcW w:type="dxa" w:w="4677"/>
+            <w:tcBorders>
+              <w:top w:val="single" w:sz="4" w:space="0" w:color="808080"/>
+              <w:left w:val="single" w:sz="4" w:space="0" w:color="808080"/>
+              <w:bottom w:val="single" w:sz="4" w:space="0" w:color="808080"/>
+              <w:right w:val="single" w:sz="4" w:space="0" w:color="808080"/>
+            </w:tcBorders>
+          </w:tcPr>
+          <w:p>
+            <w:pPr>
+              <w:spacing w:after="40"/>
+              <w:jc w:val="left"/>
+            </w:pPr>
+            <w:r/>
+            <w:r>
+              <w:rPr>
+                <w:rFonts w:ascii="Times New Roman" w:hAnsi="Times New Roman" w:eastAsia="Times New Roman"/>
+                <w:b w:val="0"/>
+                <w:i w:val="0"/>
+                <w:sz w:val="21"/>
+              </w:rPr>
+              <w:t>По форме (основной)</w:t>
+            </w:r>
+          </w:p>
+        </w:tc>
+        <w:tc>
+          <w:tcPr>
+            <w:tcW w:type="dxa" w:w="4677"/>
+            <w:tcBorders>
+              <w:top w:val="single" w:sz="4" w:space="0" w:color="808080"/>
+              <w:left w:val="single" w:sz="4" w:space="0" w:color="808080"/>
+              <w:bottom w:val="single" w:sz="4" w:space="0" w:color="808080"/>
+              <w:right w:val="single" w:sz="4" w:space="0" w:color="808080"/>
+            </w:tcBorders>
+          </w:tcPr>
+          <w:p>
+            <w:pPr>
+              <w:spacing w:after="40"/>
+              <w:jc w:val="left"/>
+            </w:pPr>
+            <w:r/>
+            <w:r>
+              <w:rPr>
+                <w:rFonts w:ascii="Times New Roman" w:hAnsi="Times New Roman" w:eastAsia="Times New Roman"/>
+                <w:b w:val="0"/>
+                <w:i w:val="0"/>
+                <w:sz w:val="21"/>
+              </w:rPr>
+              <w:t>Жалоба на несоответствие Указа Губернатора штата Сан-Андреас № 81 «Об отклонении закона (вето)» от 30.10.2026 Конституции штата Сан-Андреас № 91</w:t>
+            </w:r>
+          </w:p>
+        </w:tc>
+      </w:tr>
+      <w:tr>
+        <w:tc>
+          <w:tcPr>
+            <w:tcW w:type="dxa" w:w="4677"/>
+            <w:tcBorders>
+              <w:top w:val="single" w:sz="4" w:space="0" w:color="808080"/>
+              <w:left w:val="single" w:sz="4" w:space="0" w:color="808080"/>
+              <w:bottom w:val="single" w:sz="4" w:space="0" w:color="808080"/>
+              <w:right w:val="single" w:sz="4" w:space="0" w:color="808080"/>
+            </w:tcBorders>
+          </w:tcPr>
+          <w:p>
+            <w:pPr>
+              <w:spacing w:after="40"/>
+              <w:jc w:val="left"/>
+            </w:pPr>
+            <w:r/>
+            <w:r>
+              <w:rPr>
+                <w:rFonts w:ascii="Times New Roman" w:hAnsi="Times New Roman" w:eastAsia="Times New Roman"/>
+                <w:b w:val="0"/>
+                <w:i w:val="0"/>
+                <w:sz w:val="21"/>
+              </w:rPr>
+              <w:t>Как принято в разделе (если суд укажет на практику)</w:t>
+            </w:r>
+          </w:p>
+        </w:tc>
+        <w:tc>
+          <w:tcPr>
+            <w:tcW w:type="dxa" w:w="4677"/>
+            <w:tcBorders>
+              <w:top w:val="single" w:sz="4" w:space="0" w:color="808080"/>
+              <w:left w:val="single" w:sz="4" w:space="0" w:color="808080"/>
+              <w:bottom w:val="single" w:sz="4" w:space="0" w:color="808080"/>
+              <w:right w:val="single" w:sz="4" w:space="0" w:color="808080"/>
+            </w:tcBorders>
+          </w:tcPr>
+          <w:p>
+            <w:pPr>
+              <w:spacing w:after="40"/>
+              <w:jc w:val="left"/>
+            </w:pPr>
+            <w:r/>
+            <w:r>
+              <w:rPr>
+                <w:rFonts w:ascii="Times New Roman" w:hAnsi="Times New Roman" w:eastAsia="Times New Roman"/>
+                <w:b w:val="0"/>
+                <w:i w:val="0"/>
+                <w:sz w:val="21"/>
+              </w:rPr>
+              <w:t>Запрос о проверке конституционности № 91</w:t>
+            </w:r>
+          </w:p>
+        </w:tc>
+      </w:tr>
+    </w:tbl>
+    <w:p>
+      <w:pPr>
+        <w:spacing w:after="40"/>
+      </w:pPr>
+    </w:p>
+    <w:p>
+      <w:pPr>
+        <w:keepNext w:val="0"/>
+        <w:spacing w:before="0" w:after="120" w:line="276" w:lineRule="auto"/>
+        <w:ind w:firstLine="709" w:left="0"/>
+        <w:jc w:val="both"/>
+      </w:pPr>
+      <w:r>
+        <w:rPr>
+          <w:rFonts w:ascii="Times New Roman" w:hAnsi="Times New Roman" w:eastAsia="Times New Roman"/>
+          <w:b w:val="0"/>
+          <w:i w:val="0"/>
+          <w:sz w:val="24"/>
+        </w:rPr>
+        <w:t>При переходе на второй вариант нужно поменять только строку названия темы. Внутри документа заголовок «ЖАЛОБА НА НЕКОНСТИТУЦИОННОСТЬ № 91» остаётся: он прямо предусмотрен формой и от названия темы не зависит.</w:t>
+      </w:r>
+    </w:p>
     <w:sectPr>
       <w:pgSz w:w="11906" w:h="16838"/>
       <w:pgMar w:top="1134" w:right="850" w:bottom="1134" w:left="1701" w:header="720" w:footer="720" w:gutter="0"/>
